--- a/Xceed.Words.NET.Examples/Samples/Section/Output/InsertSections.docx
+++ b/Xceed.Words.NET.Examples/Samples/Section/Output/InsertSections.docx
@@ -9,7 +9,7 @@
       </w:pPr>
       <w:r>
         <w:rPr>
-          <w:lang w:val="en-US"/>
+          <w:lang w:val="en-CA"/>
           <w:sz w:val="30"/>
           <w:szCs w:val="30"/>
         </w:rPr>
@@ -20,7 +20,7 @@
       <w:pPr/>
       <w:r>
         <w:rPr>
-          <w:lang w:val="en-US"/>
+          <w:lang w:val="en-CA"/>
         </w:rPr>
         <w:t>FIRST</w:t>
       </w:r>
@@ -35,7 +35,7 @@
       <w:pPr/>
       <w:r>
         <w:rPr>
-          <w:lang w:val="en-US"/>
+          <w:lang w:val="en-CA"/>
         </w:rPr>
         <w:t>SECOND</w:t>
       </w:r>
@@ -50,7 +50,7 @@
       <w:pPr/>
       <w:r>
         <w:rPr>
-          <w:lang w:val="en-US"/>
+          <w:lang w:val="en-CA"/>
         </w:rPr>
         <w:t>THIRD</w:t>
       </w:r>
@@ -69,9 +69,9 @@
             <w:right w:color="0000FF" w:space="5" w:sz="8" w:val="double"/>
           </w:pgBorders>
           <w:pgNumType w:chapStyle="1" w:start="1" w:chapSep="enDash" w:fmt="chineseCounting"/>
-          <w:footerReference w:type="even" r:id="R6bef827822434005"/>
-          <w:footerReference w:type="first" r:id="R66143f6c0f9b4631"/>
-          <w:footerReference w:type="default" r:id="R2667fbe357ca47d7"/>
+          <w:footerReference w:type="even" r:id="R9a4b73ae7c504f9b"/>
+          <w:footerReference w:type="first" r:id="R7cd77ec3c0464276"/>
+          <w:footerReference w:type="default" r:id="R61627c8379944211"/>
           <w:titlePg/>
         </w:sectPr>
       </w:pPr>
@@ -80,7 +80,7 @@
       <w:pPr/>
       <w:r>
         <w:rPr>
-          <w:lang w:val="en-US"/>
+          <w:lang w:val="en-CA"/>
         </w:rPr>
         <w:t>FOURTH</w:t>
       </w:r>
@@ -95,7 +95,7 @@
       <w:pPr/>
       <w:r>
         <w:rPr>
-          <w:lang w:val="en-US"/>
+          <w:lang w:val="en-CA"/>
         </w:rPr>
         <w:t>FIFTH</w:t>
       </w:r>
@@ -110,7 +110,7 @@
       <w:pPr/>
       <w:r>
         <w:rPr>
-          <w:lang w:val="en-US"/>
+          <w:lang w:val="en-CA"/>
         </w:rPr>
         <w:t>SIXTH</w:t>
       </w:r>
@@ -134,9 +134,9 @@
           </w:pgBorders>
           <w:pgNumType w:chapStyle="1" w:chapSep="hyphen" w:fmt="decimal"/>
           <w:titlePg/>
-          <w:footerReference w:type="even" r:id="R69510d362aa342ea"/>
-          <w:footerReference w:type="first" r:id="R063033e398ac4702"/>
-          <w:footerReference w:type="default" r:id="R0ca7cc41eccd48e1"/>
+          <w:footerReference w:type="even" r:id="Raaece423c8a14386"/>
+          <w:footerReference w:type="first" r:id="Rd64be7f123c74d05"/>
+          <w:footerReference w:type="default" r:id="R2e3b8c92f6bc4a5e"/>
         </w:sectPr>
       </w:pPr>
     </w:p>
@@ -144,7 +144,7 @@
       <w:pPr/>
       <w:r>
         <w:rPr>
-          <w:lang w:val="en-US"/>
+          <w:lang w:val="en-CA"/>
         </w:rPr>
         <w:t>SEVENTH</w:t>
       </w:r>
@@ -158,7 +158,7 @@
       <w:pPr/>
       <w:r>
         <w:rPr>
-          <w:lang w:val="en-US"/>
+          <w:lang w:val="en-CA"/>
         </w:rPr>
         <w:t>EIGHTH</w:t>
       </w:r>
@@ -172,7 +172,7 @@
       <w:pPr/>
       <w:r>
         <w:rPr>
-          <w:lang w:val="en-US"/>
+          <w:lang w:val="en-CA"/>
         </w:rPr>
         <w:t>NINETH</w:t>
       </w:r>
@@ -183,7 +183,7 @@
       </w:pPr>
       <w:r>
         <w:rPr>
-          <w:lang w:val="en-US"/>
+          <w:lang w:val="en-CA"/>
         </w:rPr>
         <w:t xml:space="preserve">This document contains </w:t>
       </w:r>
@@ -268,9 +268,9 @@
       </w:pgBorders>
       <w:pgNumType w:chapStyle="1" w:chapSep="hyphen" w:fmt="decimal"/>
       <w:titlePg/>
-      <w:footerReference w:type="even" r:id="Rcb1ff71c0e61463f"/>
-      <w:footerReference w:type="first" r:id="R23a405fd84eb47a0"/>
-      <w:footerReference w:type="default" r:id="R8d667088aa5f473d"/>
+      <w:footerReference w:type="even" r:id="R61a44edb24364f38"/>
+      <w:footerReference w:type="first" r:id="Rb0efab9f8a404636"/>
+      <w:footerReference w:type="default" r:id="Re3dc67e4790c454c"/>
     </w:sectPr>
   </w:body>
 </w:document>
@@ -287,7 +287,7 @@
     <w:pPr/>
     <w:r>
       <w:rPr>
-        <w:lang w:val="en-US"/>
+        <w:lang w:val="en-CA"/>
       </w:rPr>
       <w:t>This is the Even page footer.</w:t>
     </w:r>
@@ -317,7 +317,7 @@
     <w:pPr/>
     <w:r>
       <w:rPr>
-        <w:lang w:val="en-US"/>
+        <w:lang w:val="en-CA"/>
       </w:rPr>
       <w:t>This is the First page footer.</w:t>
     </w:r>
@@ -347,7 +347,7 @@
     <w:pPr/>
     <w:r>
       <w:rPr>
-        <w:lang w:val="en-US"/>
+        <w:lang w:val="en-CA"/>
       </w:rPr>
       <w:t>This is the Odd page footer.</w:t>
     </w:r>
@@ -377,7 +377,7 @@
     <w:pPr/>
     <w:r>
       <w:rPr>
-        <w:lang w:val="en-US"/>
+        <w:lang w:val="en-CA"/>
       </w:rPr>
       <w:t>This is the Even page footer of Section 2.</w:t>
     </w:r>
@@ -407,7 +407,7 @@
     <w:pPr/>
     <w:r>
       <w:rPr>
-        <w:lang w:val="en-US"/>
+        <w:lang w:val="en-CA"/>
       </w:rPr>
       <w:t>This is the First page footer of Section 2.</w:t>
     </w:r>
@@ -437,7 +437,7 @@
     <w:pPr/>
     <w:r>
       <w:rPr>
-        <w:lang w:val="en-US"/>
+        <w:lang w:val="en-CA"/>
       </w:rPr>
       <w:t>This is the Odd page footer of Section 2.</w:t>
     </w:r>
@@ -467,7 +467,7 @@
     <w:pPr/>
     <w:r>
       <w:rPr>
-        <w:lang w:val="en-US"/>
+        <w:lang w:val="en-CA"/>
       </w:rPr>
       <w:t>This is the Even page footer of Section 3.</w:t>
     </w:r>
@@ -486,7 +486,7 @@
     <w:pPr/>
     <w:r>
       <w:rPr>
-        <w:lang w:val="en-US"/>
+        <w:lang w:val="en-CA"/>
       </w:rPr>
       <w:t>This is the First page footer of Section 3.</w:t>
     </w:r>
@@ -505,7 +505,7 @@
     <w:pPr/>
     <w:r>
       <w:rPr>
-        <w:lang w:val="en-US"/>
+        <w:lang w:val="en-CA"/>
       </w:rPr>
       <w:t>This is the Odd page footer of Section 3.</w:t>
     </w:r>
@@ -525,7 +525,7 @@
         <w:rFonts w:asciiTheme="minorHAnsi" w:eastAsiaTheme="minorHAnsi" w:hAnsiTheme="minorHAnsi" w:cstheme="minorBidi"/>
         <w:sz w:val="22"/>
         <w:szCs w:val="22"/>
-        <w:lang w:val="en-US" w:eastAsia="en-US" w:bidi="ar-SA"/>
+        <w:lang w:val="en-CA" w:eastAsia="en-US" w:bidi="ar-SA"/>
       </w:rPr>
     </w:rPrDefault>
     <w:pPrDefault/>
